--- a/Projeto-SA/maxtech/docs/Ficha Levantamento Requisitos.docx
+++ b/Projeto-SA/maxtech/docs/Ficha Levantamento Requisitos.docx
@@ -976,7 +976,7 @@
           </w:rPr>
           <w:id w:val="-1723201208"/>
           <w14:checkbox>
-            <w14:checked w14:val="1"/>
+            <w14:checked w14:val="0"/>
             <w14:checkedState w14:val="2612" w14:font="MS Gothic"/>
             <w14:uncheckedState w14:val="2610" w14:font="MS Gothic"/>
           </w14:checkbox>
@@ -987,7 +987,7 @@
               <w:rFonts w:ascii="MS Gothic" w:eastAsia="MS Gothic" w:hAnsi="MS Gothic" w:hint="eastAsia"/>
               <w:lang w:val="en-US"/>
             </w:rPr>
-            <w:t>☒</w:t>
+            <w:t>☐</w:t>
           </w:r>
         </w:sdtContent>
       </w:sdt>
@@ -5030,19 +5030,6 @@
         <w:rPr>
           <w:rFonts w:asciiTheme="majorHAnsi" w:hAnsiTheme="majorHAnsi"/>
         </w:rPr>
-        <w:t>Python</w:t>
-      </w:r>
-    </w:p>
-    <w:p>
-      <w:pPr>
-        <w:rPr>
-          <w:rFonts w:asciiTheme="majorHAnsi" w:hAnsiTheme="majorHAnsi"/>
-        </w:rPr>
-      </w:pPr>
-      <w:r>
-        <w:rPr>
-          <w:rFonts w:asciiTheme="majorHAnsi" w:hAnsiTheme="majorHAnsi"/>
-        </w:rPr>
         <w:t>HTML</w:t>
       </w:r>
     </w:p>
@@ -5070,6 +5057,19 @@
           <w:rFonts w:asciiTheme="majorHAnsi" w:hAnsiTheme="majorHAnsi"/>
         </w:rPr>
         <w:t>PHP</w:t>
+      </w:r>
+    </w:p>
+    <w:p>
+      <w:pPr>
+        <w:rPr>
+          <w:rFonts w:asciiTheme="majorHAnsi" w:hAnsiTheme="majorHAnsi"/>
+        </w:rPr>
+      </w:pPr>
+      <w:r>
+        <w:rPr>
+          <w:rFonts w:asciiTheme="majorHAnsi" w:hAnsiTheme="majorHAnsi"/>
+        </w:rPr>
+        <w:t>JAVASCRIPT</w:t>
       </w:r>
     </w:p>
     <w:p>
@@ -5150,7 +5150,7 @@
           </w:rPr>
           <w:id w:val="1954437516"/>
           <w14:checkbox>
-            <w14:checked w14:val="1"/>
+            <w14:checked w14:val="0"/>
             <w14:checkedState w14:val="2612" w14:font="MS Gothic"/>
             <w14:uncheckedState w14:val="2610" w14:font="MS Gothic"/>
           </w14:checkbox>
@@ -5160,7 +5160,7 @@
             <w:rPr>
               <w:rFonts w:ascii="MS Gothic" w:eastAsia="MS Gothic" w:hAnsi="MS Gothic" w:hint="eastAsia"/>
             </w:rPr>
-            <w:t>☒</w:t>
+            <w:t>☐</w:t>
           </w:r>
         </w:sdtContent>
       </w:sdt>
@@ -5307,7 +5307,13 @@
         <w:rPr>
           <w:rFonts w:asciiTheme="majorHAnsi" w:eastAsia="Georgia" w:hAnsiTheme="majorHAnsi" w:cs="Georgia"/>
         </w:rPr>
-        <w:t>Outro: ___________________________________________</w:t>
+        <w:t xml:space="preserve">Outro: </w:t>
+      </w:r>
+      <w:r>
+        <w:rPr>
+          <w:rFonts w:asciiTheme="majorHAnsi" w:eastAsia="Georgia" w:hAnsiTheme="majorHAnsi" w:cs="Georgia"/>
+        </w:rPr>
+        <w:t>MariaDB</w:t>
       </w:r>
     </w:p>
     <w:p>
@@ -5331,15 +5337,37 @@
     <w:p>
       <w:pPr>
         <w:spacing w:after="210"/>
-        <w:rPr>
-          <w:rFonts w:asciiTheme="majorHAnsi" w:hAnsiTheme="majorHAnsi"/>
-        </w:rPr>
-      </w:pPr>
-      <w:r>
+        <w:ind w:firstLine="720"/>
         <w:rPr>
           <w:rFonts w:asciiTheme="majorHAnsi" w:eastAsia="Georgia" w:hAnsiTheme="majorHAnsi" w:cs="Georgia"/>
         </w:rPr>
-        <w:t>Liste APIs externas, gateways de pagamento, serviços de terceiros, etc.</w:t>
+      </w:pPr>
+      <w:r>
+        <w:rPr>
+          <w:rFonts w:asciiTheme="majorHAnsi" w:eastAsia="Georgia" w:hAnsiTheme="majorHAnsi" w:cs="Georgia"/>
+        </w:rPr>
+        <w:t>No momento, o uso de integrações está concentrado no front-end, utilizando serviços de terceiros (via CDN) para otimização da interface gráfica e da experiência do usuário (UX)</w:t>
+      </w:r>
+      <w:r>
+        <w:rPr>
+          <w:rFonts w:asciiTheme="majorHAnsi" w:eastAsia="Georgia" w:hAnsiTheme="majorHAnsi" w:cs="Georgia"/>
+        </w:rPr>
+        <w:t xml:space="preserve">: </w:t>
+      </w:r>
+    </w:p>
+    <w:p>
+      <w:pPr>
+        <w:spacing w:after="210"/>
+        <w:ind w:firstLine="720"/>
+        <w:rPr>
+          <w:rFonts w:asciiTheme="majorHAnsi" w:hAnsiTheme="majorHAnsi"/>
+        </w:rPr>
+      </w:pPr>
+      <w:r>
+        <w:rPr>
+          <w:rFonts w:asciiTheme="majorHAnsi" w:hAnsiTheme="majorHAnsi"/>
+        </w:rPr>
+        <w:t>Bootstrap 5 (Serviço de Terceiros)</w:t>
       </w:r>
     </w:p>
     <w:p>
@@ -5349,6 +5377,12 @@
           <w:rFonts w:asciiTheme="majorHAnsi" w:hAnsiTheme="majorHAnsi"/>
         </w:rPr>
       </w:pPr>
+      <w:r>
+        <w:rPr>
+          <w:rFonts w:asciiTheme="majorHAnsi" w:hAnsiTheme="majorHAnsi"/>
+        </w:rPr>
+        <w:t>FontAwesome (Serviço de Terceiros)</w:t>
+      </w:r>
     </w:p>
     <w:p>
       <w:pPr>
@@ -5383,32 +5417,6 @@
         <w:t>6. Observações Gerais</w:t>
       </w:r>
       <w:bookmarkEnd w:id="13"/>
-    </w:p>
-    <w:p>
-      <w:pPr>
-        <w:spacing w:after="210"/>
-        <w:rPr>
-          <w:rFonts w:asciiTheme="majorHAnsi" w:hAnsiTheme="majorHAnsi"/>
-        </w:rPr>
-      </w:pPr>
-      <w:r>
-        <w:rPr>
-          <w:rFonts w:asciiTheme="majorHAnsi" w:eastAsia="Georgia" w:hAnsiTheme="majorHAnsi" w:cs="Georgia"/>
-        </w:rPr>
-        <w:t>Campo livre para anotações adicionais, a</w:t>
-      </w:r>
-      <w:r>
-        <w:rPr>
-          <w:rFonts w:asciiTheme="majorHAnsi" w:eastAsia="Georgia" w:hAnsiTheme="majorHAnsi" w:cs="Georgia"/>
-        </w:rPr>
-        <w:t xml:space="preserve">nexos, </w:t>
-      </w:r>
-      <w:r>
-        <w:rPr>
-          <w:rFonts w:asciiTheme="majorHAnsi" w:eastAsia="Georgia" w:hAnsiTheme="majorHAnsi" w:cs="Georgia"/>
-        </w:rPr>
-        <w:t>diagramas UML ou observações do cliente.</w:t>
-      </w:r>
     </w:p>
     <w:p>
       <w:pPr>
@@ -5456,7 +5464,7 @@
         <v:path o:extrusionok="f" gradientshapeok="t" o:connecttype="rect"/>
         <o:lock v:ext="edit" aspectratio="t"/>
       </v:shapetype>
-      <v:shape id="_x0000_i1107" type="#_x0000_t75" style="width:10.75pt;height:9.05pt" o:bullet="t">
+      <v:shape id="_x0000_i1040" type="#_x0000_t75" style="width:10.5pt;height:9pt" o:bullet="t">
         <v:imagedata r:id="rId1" o:title="image"/>
       </v:shape>
     </w:pict>
